--- a/media/sobhan_cv.docx
+++ b/media/sobhan_cv.docx
@@ -74,7 +74,10 @@
               <w:widowControl w:val="0"/>
             </w:pPr>
             <w:r>
-              <w:t>Sobhan.mardan@outlook.com</w:t>
+              <w:t>Sobhan</w:t>
+            </w:r>
+            <w:r>
+              <w:t>.mardan@ubc.ca</w:t>
             </w:r>
             <w:r>
               <w:t xml:space="preserve"> </w:t>
@@ -186,11 +189,6 @@
           <w:rFonts w:asciiTheme="minorHAnsi" w:hAnsiTheme="minorHAnsi" w:cstheme="minorHAnsi"/>
         </w:rPr>
         <w:tab/>
-      </w:r>
-      <w:r>
-        <w:rPr>
-          <w:rFonts w:asciiTheme="minorHAnsi" w:hAnsiTheme="minorHAnsi" w:cstheme="minorHAnsi"/>
-        </w:rPr>
         <w:t>University of British Columbia, Vancouver, BC</w:t>
       </w:r>
       <w:r>
@@ -3430,8 +3428,16 @@
       <w:rPr>
         <w:rStyle w:val="PageNumber"/>
       </w:rPr>
-      <w:t>Sobhan Mardan-Dezfouli</w:t>
+      <w:t>Sobhan Mardan-</w:t>
     </w:r>
+    <w:proofErr w:type="spellStart"/>
+    <w:r>
+      <w:rPr>
+        <w:rStyle w:val="PageNumber"/>
+      </w:rPr>
+      <w:t>Dezfouli</w:t>
+    </w:r>
+    <w:proofErr w:type="spellEnd"/>
     <w:r>
       <w:rPr>
         <w:rStyle w:val="PageNumber"/>
@@ -6187,6 +6193,7 @@
   <w:style w:type="character" w:default="1" w:styleId="DefaultParagraphFont">
     <w:name w:val="Default Paragraph Font"/>
     <w:uiPriority w:val="1"/>
+    <w:semiHidden/>
     <w:unhideWhenUsed/>
   </w:style>
   <w:style w:type="table" w:default="1" w:styleId="TableNormal">
